--- a/docs/prompts/dataset-coding/claude-advice-db-design.docx
+++ b/docs/prompts/dataset-coding/claude-advice-db-design.docx
@@ -32,6 +32,7 @@
           <w:type w:val="nextPage"/>
           <w:pgSz w:w="12240" w:h="15840"/>
           <w:pgMar w:left="1134" w:right="1134" w:gutter="0" w:header="0" w:top="1134" w:footer="0" w:bottom="1134"/>
+          <w:paperSrc w:first="0" w:other="0"/>
           <w:pgNumType w:fmt="decimal"/>
           <w:formProt w:val="false"/>
           <w:textDirection w:val="lrTb"/>
@@ -1021,6 +1022,7 @@
           <w:type w:val="continuous"/>
           <w:pgSz w:w="12240" w:h="15840"/>
           <w:pgMar w:left="1134" w:right="1134" w:gutter="0" w:header="0" w:top="1134" w:footer="0" w:bottom="1134"/>
+          <w:paperSrc w:first="0" w:other="0"/>
           <w:formProt w:val="false"/>
           <w:textDirection w:val="lrTb"/>
           <w:docGrid w:type="default" w:linePitch="100" w:charSpace="0"/>
@@ -1086,6 +1088,7 @@
           <w:type w:val="continuous"/>
           <w:pgSz w:w="12240" w:h="15840"/>
           <w:pgMar w:left="1134" w:right="1134" w:gutter="0" w:header="0" w:top="1134" w:footer="0" w:bottom="1134"/>
+          <w:paperSrc w:first="0" w:other="0"/>
           <w:formProt w:val="false"/>
           <w:textDirection w:val="lrTb"/>
           <w:docGrid w:type="default" w:linePitch="100" w:charSpace="0"/>
@@ -2999,6 +3002,7 @@
           <w:type w:val="continuous"/>
           <w:pgSz w:w="12240" w:h="15840"/>
           <w:pgMar w:left="1134" w:right="1134" w:gutter="0" w:header="0" w:top="1134" w:footer="0" w:bottom="1134"/>
+          <w:paperSrc w:first="0" w:other="0"/>
           <w:formProt w:val="false"/>
           <w:textDirection w:val="lrTb"/>
           <w:docGrid w:type="default" w:linePitch="100" w:charSpace="0"/>
@@ -3102,6 +3106,7 @@
           <w:type w:val="continuous"/>
           <w:pgSz w:w="12240" w:h="15840"/>
           <w:pgMar w:left="1134" w:right="1134" w:gutter="0" w:header="0" w:top="1134" w:footer="0" w:bottom="1134"/>
+          <w:paperSrc w:first="0" w:other="0"/>
           <w:formProt w:val="false"/>
           <w:textDirection w:val="lrTb"/>
           <w:docGrid w:type="default" w:linePitch="100" w:charSpace="0"/>
@@ -4339,6 +4344,7 @@
           <w:type w:val="continuous"/>
           <w:pgSz w:w="12240" w:h="15840"/>
           <w:pgMar w:left="1134" w:right="1134" w:gutter="0" w:header="0" w:top="1134" w:footer="0" w:bottom="1134"/>
+          <w:paperSrc w:first="0" w:other="0"/>
           <w:formProt w:val="false"/>
           <w:textDirection w:val="lrTb"/>
           <w:docGrid w:type="default" w:linePitch="100" w:charSpace="0"/>
@@ -6763,6 +6769,7 @@
           <w:type w:val="continuous"/>
           <w:pgSz w:w="12240" w:h="15840"/>
           <w:pgMar w:left="1134" w:right="1134" w:gutter="0" w:header="0" w:top="1134" w:footer="0" w:bottom="1134"/>
+          <w:paperSrc w:first="0" w:other="0"/>
           <w:formProt w:val="false"/>
           <w:textDirection w:val="lrTb"/>
           <w:docGrid w:type="default" w:linePitch="100" w:charSpace="0"/>
@@ -6837,6 +6844,7 @@
           <w:type w:val="continuous"/>
           <w:pgSz w:w="12240" w:h="15840"/>
           <w:pgMar w:left="1134" w:right="1134" w:gutter="0" w:header="0" w:top="1134" w:footer="0" w:bottom="1134"/>
+          <w:paperSrc w:first="0" w:other="0"/>
           <w:formProt w:val="false"/>
           <w:textDirection w:val="lrTb"/>
           <w:docGrid w:type="default" w:linePitch="100" w:charSpace="0"/>
@@ -8849,6 +8857,7 @@
           <w:type w:val="continuous"/>
           <w:pgSz w:w="12240" w:h="15840"/>
           <w:pgMar w:left="1134" w:right="1134" w:gutter="0" w:header="0" w:top="1134" w:footer="0" w:bottom="1134"/>
+          <w:paperSrc w:first="0" w:other="0"/>
           <w:formProt w:val="false"/>
           <w:textDirection w:val="lrTb"/>
           <w:docGrid w:type="default" w:linePitch="100" w:charSpace="0"/>
@@ -8997,7 +9006,6 @@
           <w:ilvl w:val="0"/>
           <w:numId w:val="10"/>
         </w:numPr>
-        <w:pBdr/>
         <w:tabs>
           <w:tab w:val="clear" w:pos="709"/>
           <w:tab w:val="left" w:pos="0" w:leader="none"/>
@@ -9035,7 +9043,6 @@
           <w:ilvl w:val="0"/>
           <w:numId w:val="10"/>
         </w:numPr>
-        <w:pBdr/>
         <w:tabs>
           <w:tab w:val="clear" w:pos="709"/>
           <w:tab w:val="left" w:pos="0" w:leader="none"/>
@@ -10230,6 +10237,7 @@
           <w:type w:val="continuous"/>
           <w:pgSz w:w="12240" w:h="15840"/>
           <w:pgMar w:left="1134" w:right="1134" w:gutter="0" w:header="0" w:top="1134" w:footer="0" w:bottom="1134"/>
+          <w:paperSrc w:first="0" w:other="0"/>
           <w:formProt w:val="false"/>
           <w:textDirection w:val="lrTb"/>
           <w:docGrid w:type="default" w:linePitch="100" w:charSpace="0"/>
@@ -10286,6 +10294,7 @@
           <w:type w:val="continuous"/>
           <w:pgSz w:w="12240" w:h="15840"/>
           <w:pgMar w:left="1134" w:right="1134" w:gutter="0" w:header="0" w:top="1134" w:footer="0" w:bottom="1134"/>
+          <w:paperSrc w:first="0" w:other="0"/>
           <w:formProt w:val="false"/>
           <w:textDirection w:val="lrTb"/>
           <w:docGrid w:type="default" w:linePitch="100" w:charSpace="0"/>
@@ -10434,7 +10443,6 @@
           <w:ilvl w:val="0"/>
           <w:numId w:val="9"/>
         </w:numPr>
-        <w:pBdr/>
         <w:tabs>
           <w:tab w:val="clear" w:pos="709"/>
           <w:tab w:val="left" w:pos="0" w:leader="none"/>
@@ -10472,7 +10480,6 @@
           <w:ilvl w:val="0"/>
           <w:numId w:val="9"/>
         </w:numPr>
-        <w:pBdr/>
         <w:tabs>
           <w:tab w:val="clear" w:pos="709"/>
           <w:tab w:val="left" w:pos="0" w:leader="none"/>
@@ -11391,9 +11398,7 @@
       </w:pPr>
       <w:r>
         <w:rPr>
-          <w:rFonts w:cs="Lucida Sans" w:ascii="Google Sans Text;sans-serif" w:hAnsi="Google Sans Text;sans-serif"/>
-          <w:sz w:val="28"/>
-          <w:szCs w:val="24"/>
+          <w:rFonts w:ascii="Google Sans Text;sans-serif" w:hAnsi="Google Sans Text;sans-serif"/>
         </w:rPr>
       </w:r>
     </w:p>
@@ -11545,9 +11550,7 @@
       </w:pPr>
       <w:r>
         <w:rPr>
-          <w:rFonts w:cs="Lucida Sans" w:ascii="Google Sans Text;sans-serif" w:hAnsi="Google Sans Text;sans-serif"/>
-          <w:sz w:val="28"/>
-          <w:szCs w:val="24"/>
+          <w:rFonts w:ascii="Google Sans Text;sans-serif" w:hAnsi="Google Sans Text;sans-serif"/>
         </w:rPr>
       </w:r>
     </w:p>
@@ -11692,9 +11695,7 @@
       </w:pPr>
       <w:r>
         <w:rPr>
-          <w:rFonts w:cs="Lucida Sans" w:ascii="Google Sans Text;sans-serif" w:hAnsi="Google Sans Text;sans-serif"/>
-          <w:sz w:val="28"/>
-          <w:szCs w:val="24"/>
+          <w:rFonts w:ascii="Google Sans Text;sans-serif" w:hAnsi="Google Sans Text;sans-serif"/>
         </w:rPr>
       </w:r>
     </w:p>
@@ -11793,6 +11794,7 @@
           <w:type w:val="continuous"/>
           <w:pgSz w:w="12240" w:h="15840"/>
           <w:pgMar w:left="1134" w:right="1134" w:gutter="0" w:header="0" w:top="1134" w:footer="0" w:bottom="1134"/>
+          <w:paperSrc w:first="0" w:other="0"/>
           <w:formProt w:val="false"/>
           <w:textDirection w:val="lrTb"/>
           <w:docGrid w:type="default" w:linePitch="100" w:charSpace="0"/>
@@ -13296,8 +13298,8 @@
       <w:tblGrid>
         <w:gridCol w:w="1925"/>
         <w:gridCol w:w="2408"/>
-        <w:gridCol w:w="2361"/>
-        <w:gridCol w:w="2066"/>
+        <w:gridCol w:w="2360"/>
+        <w:gridCol w:w="2067"/>
         <w:gridCol w:w="1552"/>
       </w:tblGrid>
       <w:tr>
@@ -13360,7 +13362,7 @@
         </w:tc>
         <w:tc>
           <w:tcPr>
-            <w:tcW w:w="2361" w:type="dxa"/>
+            <w:tcW w:w="2360" w:type="dxa"/>
             <w:tcBorders>
               <w:top w:val="single" w:sz="2" w:space="0" w:color="C4C7C5"/>
               <w:start w:val="single" w:sz="2" w:space="0" w:color="C4C7C5"/>
@@ -13387,7 +13389,7 @@
         </w:tc>
         <w:tc>
           <w:tcPr>
-            <w:tcW w:w="2066" w:type="dxa"/>
+            <w:tcW w:w="2067" w:type="dxa"/>
             <w:tcBorders>
               <w:top w:val="single" w:sz="2" w:space="0" w:color="C4C7C5"/>
               <w:start w:val="single" w:sz="2" w:space="0" w:color="C4C7C5"/>
@@ -13502,7 +13504,7 @@
         </w:tc>
         <w:tc>
           <w:tcPr>
-            <w:tcW w:w="2361" w:type="dxa"/>
+            <w:tcW w:w="2360" w:type="dxa"/>
             <w:tcBorders>
               <w:top w:val="single" w:sz="2" w:space="0" w:color="C4C7C5"/>
               <w:start w:val="single" w:sz="2" w:space="0" w:color="C4C7C5"/>
@@ -13530,7 +13532,7 @@
         </w:tc>
         <w:tc>
           <w:tcPr>
-            <w:tcW w:w="2066" w:type="dxa"/>
+            <w:tcW w:w="2067" w:type="dxa"/>
             <w:tcBorders>
               <w:top w:val="single" w:sz="2" w:space="0" w:color="C4C7C5"/>
               <w:start w:val="single" w:sz="2" w:space="0" w:color="C4C7C5"/>
@@ -13647,7 +13649,7 @@
         </w:tc>
         <w:tc>
           <w:tcPr>
-            <w:tcW w:w="2361" w:type="dxa"/>
+            <w:tcW w:w="2360" w:type="dxa"/>
             <w:tcBorders>
               <w:top w:val="single" w:sz="2" w:space="0" w:color="C4C7C5"/>
               <w:start w:val="single" w:sz="2" w:space="0" w:color="C4C7C5"/>
@@ -13675,7 +13677,7 @@
         </w:tc>
         <w:tc>
           <w:tcPr>
-            <w:tcW w:w="2066" w:type="dxa"/>
+            <w:tcW w:w="2067" w:type="dxa"/>
             <w:tcBorders>
               <w:top w:val="single" w:sz="2" w:space="0" w:color="C4C7C5"/>
               <w:start w:val="single" w:sz="2" w:space="0" w:color="C4C7C5"/>
@@ -13792,7 +13794,7 @@
         </w:tc>
         <w:tc>
           <w:tcPr>
-            <w:tcW w:w="2361" w:type="dxa"/>
+            <w:tcW w:w="2360" w:type="dxa"/>
             <w:tcBorders>
               <w:top w:val="single" w:sz="2" w:space="0" w:color="C4C7C5"/>
               <w:start w:val="single" w:sz="2" w:space="0" w:color="C4C7C5"/>
@@ -13820,7 +13822,7 @@
         </w:tc>
         <w:tc>
           <w:tcPr>
-            <w:tcW w:w="2066" w:type="dxa"/>
+            <w:tcW w:w="2067" w:type="dxa"/>
             <w:tcBorders>
               <w:top w:val="single" w:sz="2" w:space="0" w:color="C4C7C5"/>
               <w:start w:val="single" w:sz="2" w:space="0" w:color="C4C7C5"/>
@@ -13937,7 +13939,7 @@
         </w:tc>
         <w:tc>
           <w:tcPr>
-            <w:tcW w:w="2361" w:type="dxa"/>
+            <w:tcW w:w="2360" w:type="dxa"/>
             <w:tcBorders>
               <w:top w:val="single" w:sz="2" w:space="0" w:color="C4C7C5"/>
               <w:start w:val="single" w:sz="2" w:space="0" w:color="C4C7C5"/>
@@ -13965,7 +13967,7 @@
         </w:tc>
         <w:tc>
           <w:tcPr>
-            <w:tcW w:w="2066" w:type="dxa"/>
+            <w:tcW w:w="2067" w:type="dxa"/>
             <w:tcBorders>
               <w:top w:val="single" w:sz="2" w:space="0" w:color="C4C7C5"/>
               <w:start w:val="single" w:sz="2" w:space="0" w:color="C4C7C5"/>
@@ -14082,7 +14084,7 @@
         </w:tc>
         <w:tc>
           <w:tcPr>
-            <w:tcW w:w="2361" w:type="dxa"/>
+            <w:tcW w:w="2360" w:type="dxa"/>
             <w:tcBorders>
               <w:top w:val="single" w:sz="2" w:space="0" w:color="C4C7C5"/>
               <w:start w:val="single" w:sz="2" w:space="0" w:color="C4C7C5"/>
@@ -14110,7 +14112,7 @@
         </w:tc>
         <w:tc>
           <w:tcPr>
-            <w:tcW w:w="2066" w:type="dxa"/>
+            <w:tcW w:w="2067" w:type="dxa"/>
             <w:tcBorders>
               <w:top w:val="single" w:sz="2" w:space="0" w:color="C4C7C5"/>
               <w:start w:val="single" w:sz="2" w:space="0" w:color="C4C7C5"/>
@@ -14227,7 +14229,7 @@
         </w:tc>
         <w:tc>
           <w:tcPr>
-            <w:tcW w:w="2361" w:type="dxa"/>
+            <w:tcW w:w="2360" w:type="dxa"/>
             <w:tcBorders>
               <w:top w:val="single" w:sz="2" w:space="0" w:color="C4C7C5"/>
               <w:start w:val="single" w:sz="2" w:space="0" w:color="C4C7C5"/>
@@ -14255,7 +14257,7 @@
         </w:tc>
         <w:tc>
           <w:tcPr>
-            <w:tcW w:w="2066" w:type="dxa"/>
+            <w:tcW w:w="2067" w:type="dxa"/>
             <w:tcBorders>
               <w:top w:val="single" w:sz="2" w:space="0" w:color="C4C7C5"/>
               <w:start w:val="single" w:sz="2" w:space="0" w:color="C4C7C5"/>
@@ -14372,7 +14374,7 @@
         </w:tc>
         <w:tc>
           <w:tcPr>
-            <w:tcW w:w="2361" w:type="dxa"/>
+            <w:tcW w:w="2360" w:type="dxa"/>
             <w:tcBorders>
               <w:top w:val="single" w:sz="2" w:space="0" w:color="C4C7C5"/>
               <w:start w:val="single" w:sz="2" w:space="0" w:color="C4C7C5"/>
@@ -14400,7 +14402,7 @@
         </w:tc>
         <w:tc>
           <w:tcPr>
-            <w:tcW w:w="2066" w:type="dxa"/>
+            <w:tcW w:w="2067" w:type="dxa"/>
             <w:tcBorders>
               <w:top w:val="single" w:sz="2" w:space="0" w:color="C4C7C5"/>
               <w:start w:val="single" w:sz="2" w:space="0" w:color="C4C7C5"/>
@@ -14519,7 +14521,7 @@
         </w:tc>
         <w:tc>
           <w:tcPr>
-            <w:tcW w:w="2361" w:type="dxa"/>
+            <w:tcW w:w="2360" w:type="dxa"/>
             <w:tcBorders>
               <w:top w:val="single" w:sz="2" w:space="0" w:color="C4C7C5"/>
               <w:start w:val="single" w:sz="2" w:space="0" w:color="C4C7C5"/>
@@ -14549,7 +14551,7 @@
         </w:tc>
         <w:tc>
           <w:tcPr>
-            <w:tcW w:w="2066" w:type="dxa"/>
+            <w:tcW w:w="2067" w:type="dxa"/>
             <w:tcBorders>
               <w:top w:val="single" w:sz="2" w:space="0" w:color="C4C7C5"/>
               <w:start w:val="single" w:sz="2" w:space="0" w:color="C4C7C5"/>
@@ -14644,7 +14646,6 @@
           <w:ilvl w:val="0"/>
           <w:numId w:val="11"/>
         </w:numPr>
-        <w:pBdr/>
         <w:tabs>
           <w:tab w:val="clear" w:pos="709"/>
           <w:tab w:val="left" w:pos="0" w:leader="none"/>
@@ -14728,7 +14729,6 @@
           <w:ilvl w:val="0"/>
           <w:numId w:val="11"/>
         </w:numPr>
-        <w:pBdr/>
         <w:tabs>
           <w:tab w:val="clear" w:pos="709"/>
           <w:tab w:val="left" w:pos="0" w:leader="none"/>
@@ -14760,7 +14760,6 @@
           <w:ilvl w:val="0"/>
           <w:numId w:val="11"/>
         </w:numPr>
-        <w:pBdr/>
         <w:tabs>
           <w:tab w:val="clear" w:pos="709"/>
           <w:tab w:val="left" w:pos="0" w:leader="none"/>
@@ -14846,6 +14845,7 @@
           <w:type w:val="continuous"/>
           <w:pgSz w:w="12240" w:h="15840"/>
           <w:pgMar w:left="1134" w:right="1134" w:gutter="0" w:header="0" w:top="1134" w:footer="0" w:bottom="1134"/>
+          <w:paperSrc w:first="0" w:other="0"/>
           <w:formProt w:val="false"/>
           <w:textDirection w:val="lrTb"/>
           <w:docGrid w:type="default" w:linePitch="100" w:charSpace="0"/>
@@ -15140,6 +15140,7 @@
           <w:type w:val="continuous"/>
           <w:pgSz w:w="12240" w:h="15840"/>
           <w:pgMar w:left="1134" w:right="1134" w:gutter="0" w:header="0" w:top="1134" w:footer="0" w:bottom="1134"/>
+          <w:paperSrc w:first="0" w:other="0"/>
           <w:formProt w:val="false"/>
           <w:textDirection w:val="lrTb"/>
           <w:docGrid w:type="default" w:linePitch="100" w:charSpace="0"/>
@@ -15237,7 +15238,6 @@
           <w:ilvl w:val="0"/>
           <w:numId w:val="12"/>
         </w:numPr>
-        <w:pBdr/>
         <w:tabs>
           <w:tab w:val="clear" w:pos="709"/>
           <w:tab w:val="left" w:pos="0" w:leader="none"/>
@@ -15262,7 +15262,6 @@
           <w:ilvl w:val="0"/>
           <w:numId w:val="12"/>
         </w:numPr>
-        <w:pBdr/>
         <w:tabs>
           <w:tab w:val="clear" w:pos="709"/>
           <w:tab w:val="left" w:pos="0" w:leader="none"/>
@@ -18045,8 +18044,8 @@
         </w:tblCellMar>
       </w:tblPr>
       <w:tblGrid>
-        <w:gridCol w:w="3294"/>
-        <w:gridCol w:w="4058"/>
+        <w:gridCol w:w="3293"/>
+        <w:gridCol w:w="4059"/>
         <w:gridCol w:w="2620"/>
       </w:tblGrid>
       <w:tr>
@@ -18055,7 +18054,7 @@
         </w:trPr>
         <w:tc>
           <w:tcPr>
-            <w:tcW w:w="3294" w:type="dxa"/>
+            <w:tcW w:w="3293" w:type="dxa"/>
             <w:tcBorders>
               <w:top w:val="single" w:sz="2" w:space="0" w:color="C4C7C5"/>
               <w:start w:val="single" w:sz="2" w:space="0" w:color="C4C7C5"/>
@@ -18082,7 +18081,7 @@
         </w:tc>
         <w:tc>
           <w:tcPr>
-            <w:tcW w:w="4058" w:type="dxa"/>
+            <w:tcW w:w="4059" w:type="dxa"/>
             <w:tcBorders>
               <w:top w:val="single" w:sz="2" w:space="0" w:color="C4C7C5"/>
               <w:start w:val="single" w:sz="2" w:space="0" w:color="C4C7C5"/>
@@ -18139,7 +18138,7 @@
         <w:trPr/>
         <w:tc>
           <w:tcPr>
-            <w:tcW w:w="3294" w:type="dxa"/>
+            <w:tcW w:w="3293" w:type="dxa"/>
             <w:tcBorders>
               <w:top w:val="single" w:sz="2" w:space="0" w:color="C4C7C5"/>
               <w:start w:val="single" w:sz="2" w:space="0" w:color="C4C7C5"/>
@@ -18169,7 +18168,7 @@
         </w:tc>
         <w:tc>
           <w:tcPr>
-            <w:tcW w:w="4058" w:type="dxa"/>
+            <w:tcW w:w="4059" w:type="dxa"/>
             <w:tcBorders>
               <w:top w:val="single" w:sz="2" w:space="0" w:color="C4C7C5"/>
               <w:start w:val="single" w:sz="2" w:space="0" w:color="C4C7C5"/>
@@ -18228,7 +18227,7 @@
         <w:trPr/>
         <w:tc>
           <w:tcPr>
-            <w:tcW w:w="3294" w:type="dxa"/>
+            <w:tcW w:w="3293" w:type="dxa"/>
             <w:tcBorders>
               <w:top w:val="single" w:sz="2" w:space="0" w:color="C4C7C5"/>
               <w:start w:val="single" w:sz="2" w:space="0" w:color="C4C7C5"/>
@@ -18258,7 +18257,7 @@
         </w:tc>
         <w:tc>
           <w:tcPr>
-            <w:tcW w:w="4058" w:type="dxa"/>
+            <w:tcW w:w="4059" w:type="dxa"/>
             <w:tcBorders>
               <w:top w:val="single" w:sz="2" w:space="0" w:color="C4C7C5"/>
               <w:start w:val="single" w:sz="2" w:space="0" w:color="C4C7C5"/>
@@ -18317,7 +18316,7 @@
         <w:trPr/>
         <w:tc>
           <w:tcPr>
-            <w:tcW w:w="3294" w:type="dxa"/>
+            <w:tcW w:w="3293" w:type="dxa"/>
             <w:tcBorders>
               <w:top w:val="single" w:sz="2" w:space="0" w:color="C4C7C5"/>
               <w:start w:val="single" w:sz="2" w:space="0" w:color="C4C7C5"/>
@@ -18347,7 +18346,7 @@
         </w:tc>
         <w:tc>
           <w:tcPr>
-            <w:tcW w:w="4058" w:type="dxa"/>
+            <w:tcW w:w="4059" w:type="dxa"/>
             <w:tcBorders>
               <w:top w:val="single" w:sz="2" w:space="0" w:color="C4C7C5"/>
               <w:start w:val="single" w:sz="2" w:space="0" w:color="C4C7C5"/>
@@ -18413,7 +18412,7 @@
         <w:trPr/>
         <w:tc>
           <w:tcPr>
-            <w:tcW w:w="3294" w:type="dxa"/>
+            <w:tcW w:w="3293" w:type="dxa"/>
             <w:tcBorders>
               <w:top w:val="single" w:sz="2" w:space="0" w:color="C4C7C5"/>
               <w:start w:val="single" w:sz="2" w:space="0" w:color="C4C7C5"/>
@@ -18443,7 +18442,7 @@
         </w:tc>
         <w:tc>
           <w:tcPr>
-            <w:tcW w:w="4058" w:type="dxa"/>
+            <w:tcW w:w="4059" w:type="dxa"/>
             <w:tcBorders>
               <w:top w:val="single" w:sz="2" w:space="0" w:color="C4C7C5"/>
               <w:start w:val="single" w:sz="2" w:space="0" w:color="C4C7C5"/>
@@ -18509,7 +18508,7 @@
         <w:trPr/>
         <w:tc>
           <w:tcPr>
-            <w:tcW w:w="3294" w:type="dxa"/>
+            <w:tcW w:w="3293" w:type="dxa"/>
             <w:tcBorders>
               <w:top w:val="single" w:sz="2" w:space="0" w:color="C4C7C5"/>
               <w:start w:val="single" w:sz="2" w:space="0" w:color="C4C7C5"/>
@@ -18539,7 +18538,7 @@
         </w:tc>
         <w:tc>
           <w:tcPr>
-            <w:tcW w:w="4058" w:type="dxa"/>
+            <w:tcW w:w="4059" w:type="dxa"/>
             <w:tcBorders>
               <w:top w:val="single" w:sz="2" w:space="0" w:color="C4C7C5"/>
               <w:start w:val="single" w:sz="2" w:space="0" w:color="C4C7C5"/>
@@ -18602,7 +18601,7 @@
         <w:trPr/>
         <w:tc>
           <w:tcPr>
-            <w:tcW w:w="3294" w:type="dxa"/>
+            <w:tcW w:w="3293" w:type="dxa"/>
             <w:tcBorders>
               <w:top w:val="single" w:sz="2" w:space="0" w:color="C4C7C5"/>
               <w:start w:val="single" w:sz="2" w:space="0" w:color="C4C7C5"/>
@@ -18632,7 +18631,7 @@
         </w:tc>
         <w:tc>
           <w:tcPr>
-            <w:tcW w:w="4058" w:type="dxa"/>
+            <w:tcW w:w="4059" w:type="dxa"/>
             <w:tcBorders>
               <w:top w:val="single" w:sz="2" w:space="0" w:color="C4C7C5"/>
               <w:start w:val="single" w:sz="2" w:space="0" w:color="C4C7C5"/>
@@ -18691,7 +18690,7 @@
         <w:trPr/>
         <w:tc>
           <w:tcPr>
-            <w:tcW w:w="3294" w:type="dxa"/>
+            <w:tcW w:w="3293" w:type="dxa"/>
             <w:tcBorders>
               <w:top w:val="single" w:sz="2" w:space="0" w:color="C4C7C5"/>
               <w:start w:val="single" w:sz="2" w:space="0" w:color="C4C7C5"/>
@@ -18721,7 +18720,7 @@
         </w:tc>
         <w:tc>
           <w:tcPr>
-            <w:tcW w:w="4058" w:type="dxa"/>
+            <w:tcW w:w="4059" w:type="dxa"/>
             <w:tcBorders>
               <w:top w:val="single" w:sz="2" w:space="0" w:color="C4C7C5"/>
               <w:start w:val="single" w:sz="2" w:space="0" w:color="C4C7C5"/>
@@ -18784,7 +18783,7 @@
         <w:trPr/>
         <w:tc>
           <w:tcPr>
-            <w:tcW w:w="3294" w:type="dxa"/>
+            <w:tcW w:w="3293" w:type="dxa"/>
             <w:tcBorders>
               <w:top w:val="single" w:sz="2" w:space="0" w:color="C4C7C5"/>
               <w:start w:val="single" w:sz="2" w:space="0" w:color="C4C7C5"/>
@@ -18814,7 +18813,7 @@
         </w:tc>
         <w:tc>
           <w:tcPr>
-            <w:tcW w:w="4058" w:type="dxa"/>
+            <w:tcW w:w="4059" w:type="dxa"/>
             <w:tcBorders>
               <w:top w:val="single" w:sz="2" w:space="0" w:color="C4C7C5"/>
               <w:start w:val="single" w:sz="2" w:space="0" w:color="C4C7C5"/>
@@ -18873,7 +18872,7 @@
         <w:trPr/>
         <w:tc>
           <w:tcPr>
-            <w:tcW w:w="3294" w:type="dxa"/>
+            <w:tcW w:w="3293" w:type="dxa"/>
             <w:tcBorders>
               <w:top w:val="single" w:sz="2" w:space="0" w:color="C4C7C5"/>
               <w:start w:val="single" w:sz="2" w:space="0" w:color="C4C7C5"/>
@@ -18903,7 +18902,7 @@
         </w:tc>
         <w:tc>
           <w:tcPr>
-            <w:tcW w:w="4058" w:type="dxa"/>
+            <w:tcW w:w="4059" w:type="dxa"/>
             <w:tcBorders>
               <w:top w:val="single" w:sz="2" w:space="0" w:color="C4C7C5"/>
               <w:start w:val="single" w:sz="2" w:space="0" w:color="C4C7C5"/>
@@ -18966,7 +18965,7 @@
         <w:trPr/>
         <w:tc>
           <w:tcPr>
-            <w:tcW w:w="3294" w:type="dxa"/>
+            <w:tcW w:w="3293" w:type="dxa"/>
             <w:tcBorders>
               <w:top w:val="single" w:sz="2" w:space="0" w:color="C4C7C5"/>
               <w:start w:val="single" w:sz="2" w:space="0" w:color="C4C7C5"/>
@@ -18996,7 +18995,7 @@
         </w:tc>
         <w:tc>
           <w:tcPr>
-            <w:tcW w:w="4058" w:type="dxa"/>
+            <w:tcW w:w="4059" w:type="dxa"/>
             <w:tcBorders>
               <w:top w:val="single" w:sz="2" w:space="0" w:color="C4C7C5"/>
               <w:start w:val="single" w:sz="2" w:space="0" w:color="C4C7C5"/>
@@ -19059,7 +19058,7 @@
         <w:trPr/>
         <w:tc>
           <w:tcPr>
-            <w:tcW w:w="3294" w:type="dxa"/>
+            <w:tcW w:w="3293" w:type="dxa"/>
             <w:tcBorders>
               <w:top w:val="single" w:sz="2" w:space="0" w:color="C4C7C5"/>
               <w:start w:val="single" w:sz="2" w:space="0" w:color="C4C7C5"/>
@@ -19089,7 +19088,7 @@
         </w:tc>
         <w:tc>
           <w:tcPr>
-            <w:tcW w:w="4058" w:type="dxa"/>
+            <w:tcW w:w="4059" w:type="dxa"/>
             <w:tcBorders>
               <w:top w:val="single" w:sz="2" w:space="0" w:color="C4C7C5"/>
               <w:start w:val="single" w:sz="2" w:space="0" w:color="C4C7C5"/>
@@ -19148,7 +19147,7 @@
         <w:trPr/>
         <w:tc>
           <w:tcPr>
-            <w:tcW w:w="3294" w:type="dxa"/>
+            <w:tcW w:w="3293" w:type="dxa"/>
             <w:tcBorders>
               <w:top w:val="single" w:sz="2" w:space="0" w:color="C4C7C5"/>
               <w:start w:val="single" w:sz="2" w:space="0" w:color="C4C7C5"/>
@@ -19178,7 +19177,7 @@
         </w:tc>
         <w:tc>
           <w:tcPr>
-            <w:tcW w:w="4058" w:type="dxa"/>
+            <w:tcW w:w="4059" w:type="dxa"/>
             <w:tcBorders>
               <w:top w:val="single" w:sz="2" w:space="0" w:color="C4C7C5"/>
               <w:start w:val="single" w:sz="2" w:space="0" w:color="C4C7C5"/>
@@ -19273,7 +19272,6 @@
           <w:ilvl w:val="0"/>
           <w:numId w:val="13"/>
         </w:numPr>
-        <w:pBdr/>
         <w:tabs>
           <w:tab w:val="clear" w:pos="709"/>
           <w:tab w:val="left" w:pos="0" w:leader="none"/>
@@ -19344,7 +19342,6 @@
           <w:ilvl w:val="0"/>
           <w:numId w:val="13"/>
         </w:numPr>
-        <w:pBdr/>
         <w:tabs>
           <w:tab w:val="clear" w:pos="709"/>
           <w:tab w:val="left" w:pos="0" w:leader="none"/>
@@ -19415,7 +19412,6 @@
           <w:ilvl w:val="0"/>
           <w:numId w:val="13"/>
         </w:numPr>
-        <w:pBdr/>
         <w:tabs>
           <w:tab w:val="clear" w:pos="709"/>
           <w:tab w:val="left" w:pos="0" w:leader="none"/>
@@ -19541,6 +19537,7 @@
           <w:type w:val="continuous"/>
           <w:pgSz w:w="12240" w:h="15840"/>
           <w:pgMar w:left="1134" w:right="1134" w:gutter="0" w:header="0" w:top="1134" w:footer="0" w:bottom="1134"/>
+          <w:paperSrc w:first="0" w:other="0"/>
           <w:formProt w:val="false"/>
           <w:textDirection w:val="lrTb"/>
           <w:docGrid w:type="default" w:linePitch="100" w:charSpace="0"/>
@@ -19564,25 +19561,11 @@
     </w:p>
     <w:p>
       <w:pPr>
-        <w:pStyle w:val="BodyText"/>
-        <w:spacing w:lineRule="auto" w:line="274" w:before="0" w:after="140"/>
-        <w:ind w:hanging="0" w:start="0" w:end="0"/>
-        <w:rPr>
-          <w:rFonts w:ascii="Google Sans Text;sans-serif" w:hAnsi="Google Sans Text;sans-serif"/>
-        </w:rPr>
-      </w:pPr>
-      <w:r>
-        <w:rPr>
-          <w:rFonts w:ascii="Google Sans Text;sans-serif" w:hAnsi="Google Sans Text;sans-serif"/>
-        </w:rPr>
-      </w:r>
-    </w:p>
-    <w:p>
-      <w:pPr>
         <w:sectPr>
           <w:type w:val="continuous"/>
           <w:pgSz w:w="12240" w:h="15840"/>
           <w:pgMar w:left="1134" w:right="1134" w:gutter="0" w:header="0" w:top="1134" w:footer="0" w:bottom="1134"/>
+          <w:paperSrc w:first="0" w:other="0"/>
           <w:formProt w:val="false"/>
           <w:textDirection w:val="lrTb"/>
           <w:docGrid w:type="default" w:linePitch="100" w:charSpace="0"/>
@@ -19592,8 +19575,27 @@
     <w:p>
       <w:pPr>
         <w:pStyle w:val="BodyText"/>
+        <w:bidi w:val="0"/>
         <w:spacing w:lineRule="auto" w:line="274" w:before="0" w:after="140"/>
         <w:ind w:hanging="0" w:start="0" w:end="0"/>
+        <w:jc w:val="start"/>
+        <w:rPr>
+          <w:rFonts w:ascii="Google Sans Text;sans-serif" w:hAnsi="Google Sans Text;sans-serif"/>
+        </w:rPr>
+      </w:pPr>
+      <w:r>
+        <w:rPr>
+          <w:rFonts w:ascii="Google Sans Text;sans-serif" w:hAnsi="Google Sans Text;sans-serif"/>
+        </w:rPr>
+      </w:r>
+    </w:p>
+    <w:p>
+      <w:pPr>
+        <w:pStyle w:val="BodyText"/>
+        <w:bidi w:val="0"/>
+        <w:spacing w:lineRule="auto" w:line="274" w:before="0" w:after="140"/>
+        <w:ind w:hanging="0" w:start="0" w:end="0"/>
+        <w:jc w:val="start"/>
         <w:rPr>
           <w:rFonts w:ascii="Google Sans Text;sans-serif" w:hAnsi="Google Sans Text;sans-serif"/>
         </w:rPr>
@@ -19610,6 +19612,7 @@
           <w:type w:val="continuous"/>
           <w:pgSz w:w="12240" w:h="15840"/>
           <w:pgMar w:left="1134" w:right="1134" w:gutter="0" w:header="0" w:top="1134" w:footer="0" w:bottom="1134"/>
+          <w:paperSrc w:first="0" w:other="0"/>
           <w:formProt w:val="false"/>
           <w:textDirection w:val="lrTb"/>
           <w:docGrid w:type="default" w:linePitch="100" w:charSpace="0"/>
@@ -19618,52 +19621,6 @@
     </w:p>
     <w:p>
       <w:pPr>
-        <w:pStyle w:val="BodyText"/>
-        <w:bidi w:val="0"/>
-        <w:spacing w:lineRule="auto" w:line="274" w:before="0" w:after="140"/>
-        <w:ind w:hanging="0" w:start="0" w:end="0"/>
-        <w:jc w:val="start"/>
-        <w:rPr>
-          <w:rFonts w:ascii="Google Sans Text;sans-serif" w:hAnsi="Google Sans Text;sans-serif"/>
-        </w:rPr>
-      </w:pPr>
-      <w:r>
-        <w:rPr>
-          <w:rFonts w:ascii="Google Sans Text;sans-serif" w:hAnsi="Google Sans Text;sans-serif"/>
-        </w:rPr>
-      </w:r>
-    </w:p>
-    <w:p>
-      <w:pPr>
-        <w:pStyle w:val="BodyText"/>
-        <w:bidi w:val="0"/>
-        <w:spacing w:lineRule="auto" w:line="274" w:before="0" w:after="140"/>
-        <w:ind w:hanging="0" w:start="0" w:end="0"/>
-        <w:jc w:val="start"/>
-        <w:rPr>
-          <w:rFonts w:ascii="Google Sans Text;sans-serif" w:hAnsi="Google Sans Text;sans-serif"/>
-        </w:rPr>
-      </w:pPr>
-      <w:r>
-        <w:rPr>
-          <w:rFonts w:ascii="Google Sans Text;sans-serif" w:hAnsi="Google Sans Text;sans-serif"/>
-        </w:rPr>
-      </w:r>
-    </w:p>
-    <w:p>
-      <w:pPr>
-        <w:sectPr>
-          <w:type w:val="continuous"/>
-          <w:pgSz w:w="12240" w:h="15840"/>
-          <w:pgMar w:left="1134" w:right="1134" w:gutter="0" w:header="0" w:top="1134" w:footer="0" w:bottom="1134"/>
-          <w:formProt w:val="false"/>
-          <w:textDirection w:val="lrTb"/>
-          <w:docGrid w:type="default" w:linePitch="100" w:charSpace="0"/>
-        </w:sectPr>
-      </w:pPr>
-    </w:p>
-    <w:p>
-      <w:pPr>
         <w:pStyle w:val="Normal"/>
         <w:bidi w:val="0"/>
         <w:jc w:val="start"/>
@@ -19677,6 +19634,7 @@
       <w:type w:val="continuous"/>
       <w:pgSz w:w="12240" w:h="15840"/>
       <w:pgMar w:left="1134" w:right="1134" w:gutter="0" w:header="0" w:top="1134" w:footer="0" w:bottom="1134"/>
+      <w:paperSrc w:first="0" w:other="0"/>
       <w:formProt w:val="false"/>
       <w:textDirection w:val="lrTb"/>
       <w:docGrid w:type="default" w:linePitch="100" w:charSpace="0"/>
@@ -21691,15 +21649,15 @@
       <w:rFonts w:ascii="Courier New" w:hAnsi="Courier New" w:eastAsia="NSimSun" w:cs="Courier New"/>
     </w:rPr>
   </w:style>
-  <w:style w:type="character" w:styleId="Bulletsuser">
-    <w:name w:val="Bullets (user)"/>
+  <w:style w:type="character" w:styleId="Bullets">
+    <w:name w:val="Bullets"/>
     <w:qFormat/>
     <w:rPr>
       <w:rFonts w:ascii="OpenSymbol" w:hAnsi="OpenSymbol" w:eastAsia="OpenSymbol" w:cs="OpenSymbol"/>
     </w:rPr>
   </w:style>
-  <w:style w:type="character" w:styleId="Bullets">
-    <w:name w:val="Bullets"/>
+  <w:style w:type="character" w:styleId="Bulletsuser">
+    <w:name w:val="Bullets (user)"/>
     <w:qFormat/>
     <w:rPr>
       <w:rFonts w:ascii="OpenSymbol" w:hAnsi="OpenSymbol" w:eastAsia="OpenSymbol" w:cs="OpenSymbol"/>
@@ -21825,37 +21783,37 @@
         <a:srgbClr val="000000"/>
       </a:dk1>
       <a:lt1>
-        <a:srgbClr val="ffffff"/>
+        <a:srgbClr val="FFFFFF"/>
       </a:lt1>
       <a:dk2>
         <a:srgbClr val="000000"/>
       </a:dk2>
       <a:lt2>
-        <a:srgbClr val="ffffff"/>
+        <a:srgbClr val="FFFFFF"/>
       </a:lt2>
       <a:accent1>
-        <a:srgbClr val="18a303"/>
+        <a:srgbClr val="18A303"/>
       </a:accent1>
       <a:accent2>
-        <a:srgbClr val="0369a3"/>
+        <a:srgbClr val="0369A3"/>
       </a:accent2>
       <a:accent3>
-        <a:srgbClr val="a33e03"/>
+        <a:srgbClr val="A33E03"/>
       </a:accent3>
       <a:accent4>
-        <a:srgbClr val="8e03a3"/>
+        <a:srgbClr val="8E03A3"/>
       </a:accent4>
       <a:accent5>
-        <a:srgbClr val="c99c00"/>
+        <a:srgbClr val="C99C00"/>
       </a:accent5>
       <a:accent6>
-        <a:srgbClr val="c9211e"/>
+        <a:srgbClr val="C9211E"/>
       </a:accent6>
       <a:hlink>
-        <a:srgbClr val="0000ee"/>
+        <a:srgbClr val="0000EE"/>
       </a:hlink>
       <a:folHlink>
-        <a:srgbClr val="551a8b"/>
+        <a:srgbClr val="551A8B"/>
       </a:folHlink>
     </a:clrScheme>
     <a:fontScheme name="Office">
